--- a/vignettes/Understanding_DiBelloBN.docx
+++ b/vignettes/Understanding_DiBelloBN.docx
@@ -48,7 +48,7 @@
         <w:rPr>
           <w:rStyle w:val="VerbatimChar"/>
         </w:rPr>
-        <w:t xml:space="preserve">loglinearBN.R</w:t>
+        <w:t xml:space="preserve">DiBelloBN.R</w:t>
       </w:r>
       <w:r>
         <w:t xml:space="preserve">. This one piece of NIMBLE code is highly flexible: depending on how you configure your graph (i.e., which node types and compute rules you assign), it can express a standard</w:t>
@@ -301,7 +301,7 @@
         <w:t xml:space="preserve"> </w:t>
       </w:r>
       <w:r>
-        <w:t xml:space="preserve">— a network of nodes connected by directional arrows, with no cycles. There are two kinds of nodes:</w:t>
+        <w:t xml:space="preserve">- a network of nodes connected by directional arrows, with no cycles. There are two kinds of nodes:</w:t>
       </w:r>
     </w:p>
     <w:p>
@@ -628,7 +628,7 @@
         <w:t xml:space="preserve"> </w:t>
       </w:r>
       <w:r>
-        <w:t xml:space="preserve">— an ordering where every parent appears before its children. The</w:t>
+        <w:t xml:space="preserve">- an ordering where every parent appears before its children. The</w:t>
       </w:r>
       <w:r>
         <w:t xml:space="preserve"> </w:t>
@@ -1855,7 +1855,7 @@
         </m:r>
       </m:oMath>
       <w:r>
-        <w:t xml:space="preserve">) means the node is a weak discriminator — even students with all the right skills only have a moderately higher probability of success.</w:t>
+        <w:t xml:space="preserve">) means the node is a weak discriminator - even students with all the right skills only have a moderately higher probability of success.</w:t>
       </w:r>
     </w:p>
     <w:p>
@@ -2046,7 +2046,7 @@
         <w:t xml:space="preserve"> </w:t>
       </w:r>
       <w:r>
-        <w:t xml:space="preserve">of the node — how hard it is to</w:t>
+        <w:t xml:space="preserve">of the node - how hard it is to</w:t>
       </w:r>
       <w:r>
         <w:t xml:space="preserve"> </w:t>
@@ -2058,7 +2058,32 @@
         <w:t xml:space="preserve"> </w:t>
       </w:r>
       <w:r>
-        <w:t xml:space="preserve">even when the condensation rule provides no information. Specifically:</w:t>
+        <w:t xml:space="preserve">when the condensation rule (</w:t>
+      </w:r>
+      <m:oMath>
+        <m:sSub>
+          <m:e>
+            <m:r>
+              <m:t>ψ</m:t>
+            </m:r>
+          </m:e>
+          <m:sub>
+            <m:r>
+              <m:t>v</m:t>
+            </m:r>
+          </m:sub>
+        </m:sSub>
+      </m:oMath>
+      <w:r>
+        <w:t xml:space="preserve">) outputs exactly zero.</w:t>
+      </w:r>
+    </w:p>
+    <w:p>
+      <w:pPr>
+        <w:pStyle w:val="BodyText"/>
+      </w:pPr>
+      <w:r>
+        <w:t xml:space="preserve">Specifically:</w:t>
       </w:r>
     </w:p>
     <w:p>
@@ -2099,10 +2124,7 @@
         </m:r>
       </m:oMath>
       <w:r>
-        <w:t xml:space="preserve"> </w:t>
-      </w:r>
-      <w:r>
-        <w:t xml:space="preserve">(the condensation rule output is zero), the probability becomes</w:t>
+        <w:t xml:space="preserve">, the probability resolves to</w:t>
       </w:r>
       <w:r>
         <w:t xml:space="preserve"> </w:t>
@@ -2218,7 +2240,7 @@
         <w:t xml:space="preserve">difficult</w:t>
       </w:r>
       <w:r>
-        <w:t xml:space="preserve">: even with neutral inputs, the probability of success is low.</w:t>
+        <w:t xml:space="preserve">: the baseline probability of success is low (it is hard to guess, or hard for an average student).</w:t>
       </w:r>
     </w:p>
     <w:p>
@@ -2276,7 +2298,7 @@
         <w:t xml:space="preserve">easy</w:t>
       </w:r>
       <w:r>
-        <w:t xml:space="preserve">: even with neutral inputs, the probability of success is high.</w:t>
+        <w:t xml:space="preserve">: the baseline probability of success is high.</w:t>
       </w:r>
     </w:p>
     <w:p>
@@ -3147,7 +3169,7 @@
         <w:t xml:space="preserve"> </w:t>
       </w:r>
       <w:r>
-        <w:t xml:space="preserve">case — where all parent attributes are binary (0 or 1). We will extend to continuous parents later.</w:t>
+        <w:t xml:space="preserve">case - where all parent attributes are binary (0 or 1). We will extend to continuous parents later.</w:t>
       </w:r>
     </w:p>
     <w:p>
@@ -5807,13 +5829,13 @@
     </w:p>
     <w:bookmarkEnd w:id="33"/>
     <w:bookmarkEnd w:id="34"/>
-    <w:bookmarkStart w:id="37" w:name="root-attributes-where-skills-originate"/>
+    <w:bookmarkStart w:id="37" w:name="X5d2d0e44bbc35ca707505e9c1fb0e8a1411d3a1"/>
     <w:p>
       <w:pPr>
         <w:pStyle w:val="Heading2"/>
       </w:pPr>
       <w:r>
-        <w:t xml:space="preserve">4. Root Attributes: Where Skills Originate</w:t>
+        <w:t xml:space="preserve">4. Root Attributes: Base-Rates and Latent Abilities</w:t>
       </w:r>
     </w:p>
     <w:p>
@@ -5837,7 +5859,7 @@
         <w:t xml:space="preserve"> </w:t>
       </w:r>
       <w:r>
-        <w:t xml:space="preserve">— nodes with no incoming arrows (no parents). In a</w:t>
+        <w:t xml:space="preserve">- nodes with no incoming arrows (no parents). In a</w:t>
       </w:r>
       <w:r>
         <w:t xml:space="preserve"> </w:t>
@@ -5864,7 +5886,7 @@
         <w:t xml:space="preserve"> </w:t>
       </w:r>
       <w:r>
-        <w:t xml:space="preserve">attributes. How they are modeled depends on a critical configuration flag:</w:t>
+        <w:t xml:space="preserve">attributes. How they are modeled depends on an important configuration flag:</w:t>
       </w:r>
       <w:r>
         <w:t xml:space="preserve"> </w:t>
@@ -6171,7 +6193,7 @@
         <w:t xml:space="preserve"> </w:t>
       </w:r>
       <w:r>
-        <w:t xml:space="preserve">than 50% — it is a difficult skill.</w:t>
+        <w:t xml:space="preserve">than 50% - it is a difficult skill.</w:t>
       </w:r>
     </w:p>
     <w:p>
@@ -6225,7 +6247,7 @@
         <w:t xml:space="preserve"> </w:t>
       </w:r>
       <w:r>
-        <w:t xml:space="preserve">than 50% — it is an easy/common skill.</w:t>
+        <w:t xml:space="preserve">than 50% - it is an easy/common skill.</w:t>
       </w:r>
     </w:p>
     <w:p>
@@ -6470,7 +6492,7 @@
         <w:t xml:space="preserve"> </w:t>
       </w:r>
       <w:r>
-        <w:t xml:space="preserve">parameter is estimated — the ability values themselves are directly estimated for each student.</w:t>
+        <w:t xml:space="preserve">parameter is estimated - the ability values themselves are directly estimated for each student.</w:t>
       </w:r>
     </w:p>
     <w:p>
@@ -6517,7 +6539,7 @@
         <w:pStyle w:val="FirstParagraph"/>
       </w:pPr>
       <w:r>
-        <w:t xml:space="preserve">Now we show how simply changing the graph structure—without altering any model code—creates fundamentally different psychometric models.</w:t>
+        <w:t xml:space="preserve">Now we show how simply changing the graph structure-without altering any model code-creates fundamentally different psychometric models.</w:t>
       </w:r>
     </w:p>
     <w:bookmarkStart w:id="41" w:name="traditional-dcm-flat-q-matrix"/>
@@ -7606,92 +7628,31 @@
         <w:pStyle w:val="BodyText"/>
       </w:pPr>
       <w:r>
+        <w:t xml:space="preserve">Note that</w:t>
+      </w:r>
+      <w:r>
+        <w:t xml:space="preserve"> </w:t>
+      </w:r>
+      <w:r>
+        <w:rPr>
+          <w:rStyle w:val="VerbatimChar"/>
+        </w:rPr>
+        <w:t xml:space="preserve">theta</w:t>
+      </w:r>
+      <w:r>
+        <w:t xml:space="preserve"> </w:t>
+      </w:r>
+      <w:r>
+        <w:t xml:space="preserve">parameters are</w:t>
+      </w:r>
+      <w:r>
+        <w:t xml:space="preserve"> </w:t>
+      </w:r>
+      <w:r>
         <w:rPr>
           <w:b/>
           <w:bCs/>
         </w:rPr>
-        <w:t xml:space="preserve">Total structural parameters:</w:t>
-      </w:r>
-      <w:r>
-        <w:t xml:space="preserve"> </w:t>
-      </w:r>
-      <m:oMath>
-        <m:r>
-          <m:t>K</m:t>
-        </m:r>
-        <m:r>
-          <m:rPr>
-            <m:sty m:val="p"/>
-          </m:rPr>
-          <m:t>+</m:t>
-        </m:r>
-        <m:r>
-          <m:t>2</m:t>
-        </m:r>
-        <m:r>
-          <m:t>J</m:t>
-        </m:r>
-      </m:oMath>
-      <w:r>
-        <w:t xml:space="preserve"> </w:t>
-      </w:r>
-      <w:r>
-        <w:t xml:space="preserve">(plus the</w:t>
-      </w:r>
-      <w:r>
-        <w:t xml:space="preserve"> </w:t>
-      </w:r>
-      <m:oMath>
-        <m:r>
-          <m:t>N</m:t>
-        </m:r>
-        <m:r>
-          <m:rPr>
-            <m:sty m:val="p"/>
-          </m:rPr>
-          <m:t>×</m:t>
-        </m:r>
-        <m:r>
-          <m:t>K</m:t>
-        </m:r>
-      </m:oMath>
-      <w:r>
-        <w:t xml:space="preserve"> </w:t>
-      </w:r>
-      <w:r>
-        <w:t xml:space="preserve">latent states).</w:t>
-      </w:r>
-    </w:p>
-    <w:p>
-      <w:pPr>
-        <w:pStyle w:val="BodyText"/>
-      </w:pPr>
-      <w:r>
-        <w:t xml:space="preserve">Note that</w:t>
-      </w:r>
-      <w:r>
-        <w:t xml:space="preserve"> </w:t>
-      </w:r>
-      <w:r>
-        <w:rPr>
-          <w:rStyle w:val="VerbatimChar"/>
-        </w:rPr>
-        <w:t xml:space="preserve">theta</w:t>
-      </w:r>
-      <w:r>
-        <w:t xml:space="preserve"> </w:t>
-      </w:r>
-      <w:r>
-        <w:t xml:space="preserve">parameters are</w:t>
-      </w:r>
-      <w:r>
-        <w:t xml:space="preserve"> </w:t>
-      </w:r>
-      <w:r>
-        <w:rPr>
-          <w:b/>
-          <w:bCs/>
-        </w:rPr>
         <w:t xml:space="preserve">absent</w:t>
       </w:r>
       <w:r>
@@ -7729,7 +7690,7 @@
         <w:t xml:space="preserve"> </w:t>
       </w:r>
       <w:r>
-        <w:t xml:space="preserve">(non-root) attributes — nodes that have parent attributes feeding into them. Since all attributes here are independent roots, there are no attribute-to-attribute transitions to parameterize.</w:t>
+        <w:t xml:space="preserve">(non-root) attributes - nodes that have parent attributes feeding into them. Since all attributes here are independent roots, there are no attribute-to-attribute transitions to parameterize.</w:t>
       </w:r>
     </w:p>
     <w:bookmarkEnd w:id="41"/>
@@ -8441,7 +8402,7 @@
         <w:t xml:space="preserve"> </w:t>
       </w:r>
       <w:r>
-        <w:t xml:space="preserve">— how strongly mastery of the parent skills influences whether the student masters skill</w:t>
+        <w:t xml:space="preserve">- how strongly mastery of the parent skills influences whether the student masters skill</w:t>
       </w:r>
       <w:r>
         <w:t xml:space="preserve"> </w:t>
@@ -8515,7 +8476,7 @@
         <w:t xml:space="preserve"> </w:t>
       </w:r>
       <w:r>
-        <w:t xml:space="preserve">— the baseline difficulty of mastering skill</w:t>
+        <w:t xml:space="preserve">- the baseline difficulty of mastering skill</w:t>
       </w:r>
       <w:r>
         <w:t xml:space="preserve"> </w:t>
@@ -8547,7 +8508,7 @@
         <w:t xml:space="preserve"> </w:t>
       </w:r>
       <w:r>
-        <w:t xml:space="preserve">Same as the flat case — items see the binary attribute values and apply the condensation rule + lambda parameters.</w:t>
+        <w:t xml:space="preserve">Same as the flat case - items see the binary attribute values and apply the condensation rule + lambda parameters.</w:t>
       </w:r>
     </w:p>
     <w:p>
@@ -9154,7 +9115,7 @@
         <w:t xml:space="preserve"> </w:t>
       </w:r>
       <w:r>
-        <w:t xml:space="preserve">parameters first appear —</w:t>
+        <w:t xml:space="preserve">parameters first appear -</w:t>
       </w:r>
       <w:r>
         <w:t xml:space="preserve"> </w:t>
@@ -10121,7 +10082,7 @@
               <w:jc w:val="left"/>
             </w:pPr>
             <w:r>
-              <w:t xml:space="preserve">Item discrimination — how steeply the item’s probability curve rises with ability</w:t>
+              <w:t xml:space="preserve">Item discrimination - how steeply the item’s probability curve rises with ability</w:t>
             </w:r>
           </w:p>
         </w:tc>
@@ -10187,7 +10148,7 @@
               <w:jc w:val="left"/>
             </w:pPr>
             <w:r>
-              <w:t xml:space="preserve">Item difficulty — the ability level at which a student has a 50% chance of success (when</w:t>
+              <w:t xml:space="preserve">Item difficulty - the ability level at which a student has a 50% chance of success (when</w:t>
             </w:r>
             <w:r>
               <w:t xml:space="preserve"> </w:t>
@@ -10743,7 +10704,7 @@
         <w:t xml:space="preserve"> </w:t>
       </w:r>
       <w:r>
-        <w:t xml:space="preserve">in IRT mode — there are no discrete roots (so no</w:t>
+        <w:t xml:space="preserve">in IRT mode - there are no discrete roots (so no</w:t>
       </w:r>
       <w:r>
         <w:t xml:space="preserve"> </w:t>
@@ -11969,7 +11930,7 @@
         <w:rPr>
           <w:rStyle w:val="VerbatimChar"/>
         </w:rPr>
-        <w:t xml:space="preserve">loglinearBN</w:t>
+        <w:t xml:space="preserve">DiBelloBN</w:t>
       </w:r>
       <w:r>
         <w:t xml:space="preserve">. The network has</w:t>
@@ -11997,7 +11958,7 @@
           <w:b/>
           <w:bCs/>
         </w:rPr>
-        <w:t xml:space="preserve">Layer 1 — General Ability (Root):</w:t>
+        <w:t xml:space="preserve">Layer 1 - General Ability (Root):</w:t>
       </w:r>
     </w:p>
     <w:p>
@@ -12068,7 +12029,7 @@
           <w:b/>
           <w:bCs/>
         </w:rPr>
-        <w:t xml:space="preserve">Layer 2 — Discrete Skills (Dependent Attributes):</w:t>
+        <w:t xml:space="preserve">Layer 2 - Discrete Skills (Dependent Attributes):</w:t>
       </w:r>
     </w:p>
     <w:p>
@@ -12730,7 +12691,7 @@
           <w:b/>
           <w:bCs/>
         </w:rPr>
-        <w:t xml:space="preserve">Layer 3 — Items (Observed):</w:t>
+        <w:t xml:space="preserve">Layer 3 - Items (Observed):</w:t>
       </w:r>
     </w:p>
     <w:p>
@@ -13740,7 +13701,7 @@
               <w:spacing w:before="16" w:after="16"/>
             </w:pPr>
             <w:r>
-              <w:t xml:space="preserve">In a flat DCM, skills are estimated independently — the model does not know or care whether a student who masters</w:t>
+              <w:t xml:space="preserve">In a flat DCM, skills are estimated independently - the model does not know or care whether a student who masters</w:t>
             </w:r>
             <w:r>
               <w:t xml:space="preserve"> </w:t>
@@ -14272,7 +14233,7 @@
         <w:t xml:space="preserve"> </w:t>
       </w:r>
       <w:r>
-        <w:t xml:space="preserve">Only if they possess every required binary skill does their continuous ability actually count. Otherwise, no amount of general ability can help — the gate is shut.</w:t>
+        <w:t xml:space="preserve">Only if they possess every required binary skill does their continuous ability actually count. Otherwise, no amount of general ability can help - the gate is shut.</w:t>
       </w:r>
     </w:p>
     <w:bookmarkEnd w:id="64"/>
@@ -14806,7 +14767,7 @@
               <w:t xml:space="preserve"> </w:t>
             </w:r>
             <w:r>
-              <w:t xml:space="preserve">is not arbitrary — it is chosen so that</w:t>
+              <w:t xml:space="preserve">is not arbitrary - it is chosen so that</w:t>
             </w:r>
             <w:r>
               <w:t xml:space="preserve"> </w:t>
@@ -15053,7 +15014,7 @@
         <w:t xml:space="preserve"> </w:t>
       </w:r>
       <w:r>
-        <w:t xml:space="preserve">— a mathematical statement of our beliefs before seeing any data. The priors in</w:t>
+        <w:t xml:space="preserve">- a mathematical statement of our beliefs before seeing any data. The priors in</w:t>
       </w:r>
       <w:r>
         <w:t xml:space="preserve"> </w:t>
@@ -15062,7 +15023,7 @@
         <w:rPr>
           <w:rStyle w:val="VerbatimChar"/>
         </w:rPr>
-        <w:t xml:space="preserve">loglinearBN</w:t>
+        <w:t xml:space="preserve">DiBelloBN</w:t>
       </w:r>
       <w:r>
         <w:t xml:space="preserve"> </w:t>
@@ -15646,7 +15607,7 @@
         <w:t xml:space="preserve"> </w:t>
       </w:r>
       <w:r>
-        <w:t xml:space="preserve">ensures slopes are positive — more prerequisite mastery should always</w:t>
+        <w:t xml:space="preserve">ensures slopes are positive - more prerequisite mastery should always</w:t>
       </w:r>
       <w:r>
         <w:t xml:space="preserve"> </w:t>
@@ -16796,7 +16757,7 @@
         <w:rPr>
           <w:rStyle w:val="VerbatimChar"/>
         </w:rPr>
-        <w:t xml:space="preserve">loglinearBN</w:t>
+        <w:t xml:space="preserve">DiBelloBN</w:t>
       </w:r>
       <w:r>
         <w:t xml:space="preserve"> </w:t>
@@ -17974,7 +17935,7 @@
         <w:t xml:space="preserve"> </w:t>
       </w:r>
       <w:r>
-        <w:t xml:space="preserve">— which nodes are roots, which are dependent, and which are tasks.</w:t>
+        <w:t xml:space="preserve">- which nodes are roots, which are dependent, and which are tasks.</w:t>
       </w:r>
     </w:p>
     <w:p>
@@ -18025,7 +17986,7 @@
         <w:t xml:space="preserve"> </w:t>
       </w:r>
       <w:r>
-        <w:t xml:space="preserve">on each node —</w:t>
+        <w:t xml:space="preserve">on each node -</w:t>
       </w:r>
       <w:r>
         <w:t xml:space="preserve"> </w:t>
@@ -18116,13 +18077,13 @@
       </w:r>
     </w:p>
     <w:bookmarkEnd w:id="77"/>
-    <w:bookmarkStart w:id="78" w:name="X6329cdbd37cdebf8f183a02dd00dce17444e18a"/>
+    <w:bookmarkStart w:id="78" w:name="X720fc09011c997c40dd8aab722444e8b8727c0d"/>
     <w:p>
       <w:pPr>
         <w:pStyle w:val="Heading2"/>
       </w:pPr>
       <w:r>
-        <w:t xml:space="preserve">9. Appendix: Quick Reference — Parameter Mapping</w:t>
+        <w:t xml:space="preserve">9. Appendix: Quick Reference - Parameter Mapping</w:t>
       </w:r>
     </w:p>
     <w:p>
